--- a/spa/docx/25.content.docx
+++ b/spa/docx/25.content.docx
@@ -19,7 +19,7 @@
         <w:rPr>
           <w:lang w:val="es_ES" w:bidi="es_ES"/>
         </w:rPr>
-        <w:t>Resource: Notas de Estudio - Introducciones a los Libros (Tyndale)</w:t>
+        <w:t>Resource: Tyndale Open Study Notes</w:t>
       </w:r>
       <w:r>
         <w:rPr>
@@ -112,7 +112,7 @@
         <w:rPr>
           <w:lang w:val="es_ES" w:bidi="es_ES"/>
         </w:rPr>
-        <w:t>Notas de Estudio - Introducciones a los Libros (Tyndale)</w:t>
+        <w:t>Tyndale Open Study Notes</w:t>
       </w:r>
     </w:p>
     <w:p>

--- a/spa/docx/25.content.docx
+++ b/spa/docx/25.content.docx
@@ -19,7 +19,7 @@
         <w:rPr>
           <w:lang w:val="es_ES" w:bidi="es_ES"/>
         </w:rPr>
-        <w:t>Resource: Tyndale Open Study Notes</w:t>
+        <w:t>Resource: Aquifer Open Study Notes (Book Intros)</w:t>
       </w:r>
       <w:r>
         <w:rPr>
@@ -112,7 +112,7 @@
         <w:rPr>
           <w:lang w:val="es_ES" w:bidi="es_ES"/>
         </w:rPr>
-        <w:t>Tyndale Open Study Notes</w:t>
+        <w:t>Aquifer Open Study Notes (Book Intros)</w:t>
       </w:r>
     </w:p>
     <w:p>

--- a/spa/docx/25.content.docx
+++ b/spa/docx/25.content.docx
@@ -291,18 +291,12 @@
           <w:lang w:val="es_ES" w:bidi="es_ES"/>
         </w:rPr>
       </w:r>
-      <w:hyperlink r:id="rId13">
-        <w:r>
-          <w:rPr>
-            <w:lang w:val="es_ES" w:bidi="es_ES"/>
-          </w:rPr>
-          <w:rPr>
-            <w:color w:val="0000EE"/>
-            <w:u w:val="single"/>
-          </w:rPr>
-          <w:t>El capítulo 1</w:t>
-        </w:r>
-      </w:hyperlink>
+      <w:r>
+        <w:rPr>
+          <w:lang w:val="es_ES" w:bidi="es_ES"/>
+        </w:rPr>
+        <w:t>El capítulo 1</w:t>
+      </w:r>
       <w:r>
         <w:rPr>
           <w:lang w:val="es_ES" w:bidi="es_ES"/>
@@ -317,18 +311,12 @@
           <w:lang w:val="es_ES" w:bidi="es_ES"/>
         </w:rPr>
       </w:r>
-      <w:hyperlink r:id="rId14">
-        <w:r>
-          <w:rPr>
-            <w:lang w:val="es_ES" w:bidi="es_ES"/>
-          </w:rPr>
-          <w:rPr>
-            <w:color w:val="0000EE"/>
-            <w:u w:val="single"/>
-          </w:rPr>
-          <w:t>El capítulo 2</w:t>
-        </w:r>
-      </w:hyperlink>
+      <w:r>
+        <w:rPr>
+          <w:lang w:val="es_ES" w:bidi="es_ES"/>
+        </w:rPr>
+        <w:t>El capítulo 2</w:t>
+      </w:r>
       <w:r>
         <w:rPr>
           <w:lang w:val="es_ES" w:bidi="es_ES"/>
@@ -343,18 +331,12 @@
           <w:lang w:val="es_ES" w:bidi="es_ES"/>
         </w:rPr>
       </w:r>
-      <w:hyperlink r:id="rId15">
-        <w:r>
-          <w:rPr>
-            <w:lang w:val="es_ES" w:bidi="es_ES"/>
-          </w:rPr>
-          <w:rPr>
-            <w:color w:val="0000EE"/>
-            <w:u w:val="single"/>
-          </w:rPr>
-          <w:t>El capítulo 3</w:t>
-        </w:r>
-      </w:hyperlink>
+      <w:r>
+        <w:rPr>
+          <w:lang w:val="es_ES" w:bidi="es_ES"/>
+        </w:rPr>
+        <w:t>El capítulo 3</w:t>
+      </w:r>
       <w:r>
         <w:rPr>
           <w:lang w:val="es_ES" w:bidi="es_ES"/>
@@ -369,18 +351,12 @@
           <w:lang w:val="es_ES" w:bidi="es_ES"/>
         </w:rPr>
       </w:r>
-      <w:hyperlink r:id="rId16">
-        <w:r>
-          <w:rPr>
-            <w:lang w:val="es_ES" w:bidi="es_ES"/>
-          </w:rPr>
-          <w:rPr>
-            <w:color w:val="0000EE"/>
-            <w:u w:val="single"/>
-          </w:rPr>
-          <w:t>El capítulo 4</w:t>
-        </w:r>
-      </w:hyperlink>
+      <w:r>
+        <w:rPr>
+          <w:lang w:val="es_ES" w:bidi="es_ES"/>
+        </w:rPr>
+        <w:t>El capítulo 4</w:t>
+      </w:r>
       <w:r>
         <w:rPr>
           <w:lang w:val="es_ES" w:bidi="es_ES"/>
@@ -395,18 +371,12 @@
           <w:lang w:val="es_ES" w:bidi="es_ES"/>
         </w:rPr>
       </w:r>
-      <w:hyperlink r:id="rId17">
-        <w:r>
-          <w:rPr>
-            <w:lang w:val="es_ES" w:bidi="es_ES"/>
-          </w:rPr>
-          <w:rPr>
-            <w:color w:val="0000EE"/>
-            <w:u w:val="single"/>
-          </w:rPr>
-          <w:t>El capítulo 5</w:t>
-        </w:r>
-      </w:hyperlink>
+      <w:r>
+        <w:rPr>
+          <w:lang w:val="es_ES" w:bidi="es_ES"/>
+        </w:rPr>
+        <w:t>El capítulo 5</w:t>
+      </w:r>
       <w:r>
         <w:rPr>
           <w:lang w:val="es_ES" w:bidi="es_ES"/>
@@ -427,18 +397,12 @@
         </w:rPr>
         <w:t xml:space="preserve">Los primeros cuatro de estos poemas son acrósticos basados en las veintidós letras del alfabeto hebreo, con cada estrofa sucesiva comenzando con la letra siguiente (una característica que se pierde en la traducción). </w:t>
       </w:r>
-      <w:hyperlink r:id="rId17">
-        <w:r>
-          <w:rPr>
-            <w:lang w:val="es_ES" w:bidi="es_ES"/>
-          </w:rPr>
-          <w:rPr>
-            <w:color w:val="0000EE"/>
-            <w:u w:val="single"/>
-          </w:rPr>
-          <w:t>El capítulo 5</w:t>
-        </w:r>
-      </w:hyperlink>
+      <w:r>
+        <w:rPr>
+          <w:lang w:val="es_ES" w:bidi="es_ES"/>
+        </w:rPr>
+        <w:t>El capítulo 5</w:t>
+      </w:r>
       <w:r>
         <w:rPr>
           <w:lang w:val="es_ES" w:bidi="es_ES"/>
@@ -470,18 +434,12 @@
         </w:rPr>
         <w:t>El libro de Lamentaciones no identifica a su autor. Los poemas se sitúan en un contexto inmediatamente antes y después de la caída de Jerusalén en 586 a.C. Jeremías estaba en Jerusalén durante este tiempo de calamidad y, durante mucho tiempo, se le ha identificado como el autor. Puede haber sido escrito con la ayuda de Baruc, el asistente y escriba de Jeremías. Segunda de Crónicas indica que Jeremías también escribió lamentos en el momento de la muerte del rey Josías (</w:t>
       </w:r>
-      <w:hyperlink r:id="rId18">
-        <w:r>
-          <w:rPr>
-            <w:lang w:val="es_ES" w:bidi="es_ES"/>
-          </w:rPr>
-          <w:rPr>
-            <w:color w:val="0000EE"/>
-            <w:u w:val="single"/>
-          </w:rPr>
-          <w:t>2 Cro 35:25</w:t>
-        </w:r>
-      </w:hyperlink>
+      <w:r>
+        <w:rPr>
+          <w:lang w:val="es_ES" w:bidi="es_ES"/>
+        </w:rPr>
+        <w:t>2 Cro 35:25</w:t>
+      </w:r>
       <w:r>
         <w:rPr>
           <w:lang w:val="es_ES" w:bidi="es_ES"/>
@@ -502,882 +460,588 @@
         </w:rPr>
         <w:t>Existen varios paralelismos entre los libros de Jeremías y Lamentaciones. Compare el abordaje de los siguientes temas: viudas afligidas (</w:t>
       </w:r>
-      <w:hyperlink r:id="rId19">
-        <w:r>
-          <w:rPr>
-            <w:lang w:val="es_ES" w:bidi="es_ES"/>
-          </w:rPr>
-          <w:rPr>
-            <w:color w:val="0000EE"/>
-            <w:u w:val="single"/>
-          </w:rPr>
-          <w:t>1:1,</w:t>
-        </w:r>
-      </w:hyperlink>
+      <w:r>
+        <w:rPr>
+          <w:lang w:val="es_ES" w:bidi="es_ES"/>
+        </w:rPr>
+        <w:t>1:1,</w:t>
+      </w:r>
       <w:r>
         <w:rPr>
           <w:lang w:val="es_ES" w:bidi="es_ES"/>
         </w:rPr>
         <w:t xml:space="preserve"> </w:t>
       </w:r>
-      <w:hyperlink r:id="rId20">
-        <w:r>
-          <w:rPr>
-            <w:lang w:val="es_ES" w:bidi="es_ES"/>
-          </w:rPr>
-          <w:rPr>
-            <w:color w:val="0000EE"/>
-            <w:u w:val="single"/>
-          </w:rPr>
-          <w:t>5:3</w:t>
-        </w:r>
-      </w:hyperlink>
+      <w:r>
+        <w:rPr>
+          <w:lang w:val="es_ES" w:bidi="es_ES"/>
+        </w:rPr>
+        <w:t>5:3</w:t>
+      </w:r>
       <w:r>
         <w:rPr>
           <w:lang w:val="es_ES" w:bidi="es_ES"/>
         </w:rPr>
         <w:t xml:space="preserve">; cf. </w:t>
       </w:r>
-      <w:hyperlink r:id="rId21">
-        <w:r>
-          <w:rPr>
-            <w:lang w:val="es_ES" w:bidi="es_ES"/>
-          </w:rPr>
-          <w:rPr>
-            <w:color w:val="0000EE"/>
-            <w:u w:val="single"/>
-          </w:rPr>
-          <w:t>Jr 15:8,</w:t>
-        </w:r>
-      </w:hyperlink>
+      <w:r>
+        <w:rPr>
+          <w:lang w:val="es_ES" w:bidi="es_ES"/>
+        </w:rPr>
+        <w:t>Jr 15:8,</w:t>
+      </w:r>
       <w:r>
         <w:rPr>
           <w:lang w:val="es_ES" w:bidi="es_ES"/>
         </w:rPr>
         <w:t xml:space="preserve"> </w:t>
       </w:r>
-      <w:hyperlink r:id="rId22">
-        <w:r>
-          <w:rPr>
-            <w:lang w:val="es_ES" w:bidi="es_ES"/>
-          </w:rPr>
-          <w:rPr>
-            <w:color w:val="0000EE"/>
-            <w:u w:val="single"/>
-          </w:rPr>
-          <w:t>18:21</w:t>
-        </w:r>
-      </w:hyperlink>
+      <w:r>
+        <w:rPr>
+          <w:lang w:val="es_ES" w:bidi="es_ES"/>
+        </w:rPr>
+        <w:t>18:21</w:t>
+      </w:r>
       <w:r>
         <w:rPr>
           <w:lang w:val="es_ES" w:bidi="es_ES"/>
         </w:rPr>
         <w:t>); pueblo llorando (</w:t>
       </w:r>
-      <w:hyperlink r:id="rId23">
-        <w:r>
-          <w:rPr>
-            <w:lang w:val="es_ES" w:bidi="es_ES"/>
-          </w:rPr>
-          <w:rPr>
-            <w:color w:val="0000EE"/>
-            <w:u w:val="single"/>
-          </w:rPr>
-          <w:t>1:2</w:t>
-        </w:r>
-      </w:hyperlink>
+      <w:r>
+        <w:rPr>
+          <w:lang w:val="es_ES" w:bidi="es_ES"/>
+        </w:rPr>
+        <w:t>1:2</w:t>
+      </w:r>
       <w:r>
         <w:rPr>
           <w:lang w:val="es_ES" w:bidi="es_ES"/>
         </w:rPr>
         <w:t>,</w:t>
       </w:r>
-      <w:hyperlink r:id="rId24">
-        <w:r>
-          <w:rPr>
-            <w:lang w:val="es_ES" w:bidi="es_ES"/>
-          </w:rPr>
-          <w:rPr>
-            <w:color w:val="0000EE"/>
-            <w:u w:val="single"/>
-          </w:rPr>
-          <w:t>16</w:t>
-        </w:r>
-      </w:hyperlink>
+      <w:r>
+        <w:rPr>
+          <w:lang w:val="es_ES" w:bidi="es_ES"/>
+        </w:rPr>
+        <w:t>16</w:t>
+      </w:r>
       <w:r>
         <w:rPr>
           <w:lang w:val="es_ES" w:bidi="es_ES"/>
         </w:rPr>
         <w:t xml:space="preserve">; </w:t>
       </w:r>
-      <w:hyperlink r:id="rId25">
-        <w:r>
-          <w:rPr>
-            <w:lang w:val="es_ES" w:bidi="es_ES"/>
-          </w:rPr>
-          <w:rPr>
-            <w:color w:val="0000EE"/>
-            <w:u w:val="single"/>
-          </w:rPr>
-          <w:t>2:18</w:t>
-        </w:r>
-      </w:hyperlink>
+      <w:r>
+        <w:rPr>
+          <w:lang w:val="es_ES" w:bidi="es_ES"/>
+        </w:rPr>
+        <w:t>2:18</w:t>
+      </w:r>
       <w:r>
         <w:rPr>
           <w:lang w:val="es_ES" w:bidi="es_ES"/>
         </w:rPr>
         <w:t xml:space="preserve">; </w:t>
       </w:r>
-      <w:hyperlink r:id="rId26">
-        <w:r>
-          <w:rPr>
-            <w:lang w:val="es_ES" w:bidi="es_ES"/>
-          </w:rPr>
-          <w:rPr>
-            <w:color w:val="0000EE"/>
-            <w:u w:val="single"/>
-          </w:rPr>
-          <w:t>3:48–49</w:t>
-        </w:r>
-      </w:hyperlink>
+      <w:r>
+        <w:rPr>
+          <w:lang w:val="es_ES" w:bidi="es_ES"/>
+        </w:rPr>
+        <w:t>3:48–49</w:t>
+      </w:r>
       <w:r>
         <w:rPr>
           <w:lang w:val="es_ES" w:bidi="es_ES"/>
         </w:rPr>
         <w:t xml:space="preserve">; cf. </w:t>
       </w:r>
-      <w:hyperlink r:id="rId27">
-        <w:r>
-          <w:rPr>
-            <w:lang w:val="es_ES" w:bidi="es_ES"/>
-          </w:rPr>
-          <w:rPr>
-            <w:color w:val="0000EE"/>
-            <w:u w:val="single"/>
-          </w:rPr>
-          <w:t>Jr 4:8</w:t>
-        </w:r>
-      </w:hyperlink>
+      <w:r>
+        <w:rPr>
+          <w:lang w:val="es_ES" w:bidi="es_ES"/>
+        </w:rPr>
+        <w:t>Jr 4:8</w:t>
+      </w:r>
       <w:r>
         <w:rPr>
           <w:lang w:val="es_ES" w:bidi="es_ES"/>
         </w:rPr>
         <w:t xml:space="preserve">; </w:t>
       </w:r>
-      <w:hyperlink r:id="rId28">
-        <w:r>
-          <w:rPr>
-            <w:lang w:val="es_ES" w:bidi="es_ES"/>
-          </w:rPr>
-          <w:rPr>
-            <w:color w:val="0000EE"/>
-            <w:u w:val="single"/>
-          </w:rPr>
-          <w:t>6:26</w:t>
-        </w:r>
-      </w:hyperlink>
+      <w:r>
+        <w:rPr>
+          <w:lang w:val="es_ES" w:bidi="es_ES"/>
+        </w:rPr>
+        <w:t>6:26</w:t>
+      </w:r>
       <w:r>
         <w:rPr>
           <w:lang w:val="es_ES" w:bidi="es_ES"/>
         </w:rPr>
         <w:t xml:space="preserve">; </w:t>
       </w:r>
-      <w:hyperlink r:id="rId29">
-        <w:r>
-          <w:rPr>
-            <w:lang w:val="es_ES" w:bidi="es_ES"/>
-          </w:rPr>
-          <w:rPr>
-            <w:color w:val="0000EE"/>
-            <w:u w:val="single"/>
-          </w:rPr>
-          <w:t>9:1</w:t>
-        </w:r>
-      </w:hyperlink>
+      <w:r>
+        <w:rPr>
+          <w:lang w:val="es_ES" w:bidi="es_ES"/>
+        </w:rPr>
+        <w:t>9:1</w:t>
+      </w:r>
       <w:r>
         <w:rPr>
           <w:lang w:val="es_ES" w:bidi="es_ES"/>
         </w:rPr>
         <w:t xml:space="preserve">; </w:t>
       </w:r>
-      <w:hyperlink r:id="rId30">
-        <w:r>
-          <w:rPr>
-            <w:lang w:val="es_ES" w:bidi="es_ES"/>
-          </w:rPr>
-          <w:rPr>
-            <w:color w:val="0000EE"/>
-            <w:u w:val="single"/>
-          </w:rPr>
-          <w:t>13:17</w:t>
-        </w:r>
-      </w:hyperlink>
+      <w:r>
+        <w:rPr>
+          <w:lang w:val="es_ES" w:bidi="es_ES"/>
+        </w:rPr>
+        <w:t>13:17</w:t>
+      </w:r>
       <w:r>
         <w:rPr>
           <w:lang w:val="es_ES" w:bidi="es_ES"/>
         </w:rPr>
         <w:t xml:space="preserve">; </w:t>
       </w:r>
-      <w:hyperlink r:id="rId31">
-        <w:r>
-          <w:rPr>
-            <w:lang w:val="es_ES" w:bidi="es_ES"/>
-          </w:rPr>
-          <w:rPr>
-            <w:color w:val="0000EE"/>
-            <w:u w:val="single"/>
-          </w:rPr>
-          <w:t>14:17</w:t>
-        </w:r>
-      </w:hyperlink>
+      <w:r>
+        <w:rPr>
+          <w:lang w:val="es_ES" w:bidi="es_ES"/>
+        </w:rPr>
+        <w:t>14:17</w:t>
+      </w:r>
       <w:r>
         <w:rPr>
           <w:lang w:val="es_ES" w:bidi="es_ES"/>
         </w:rPr>
         <w:t xml:space="preserve">; </w:t>
       </w:r>
-      <w:hyperlink r:id="rId32">
-        <w:r>
-          <w:rPr>
-            <w:lang w:val="es_ES" w:bidi="es_ES"/>
-          </w:rPr>
-          <w:rPr>
-            <w:color w:val="0000EE"/>
-            <w:u w:val="single"/>
-          </w:rPr>
-          <w:t>25:34</w:t>
-        </w:r>
-      </w:hyperlink>
+      <w:r>
+        <w:rPr>
+          <w:lang w:val="es_ES" w:bidi="es_ES"/>
+        </w:rPr>
+        <w:t>25:34</w:t>
+      </w:r>
       <w:r>
         <w:rPr>
           <w:lang w:val="es_ES" w:bidi="es_ES"/>
         </w:rPr>
         <w:t>); pecado (</w:t>
       </w:r>
-      <w:hyperlink r:id="rId33">
-        <w:r>
-          <w:rPr>
-            <w:lang w:val="es_ES" w:bidi="es_ES"/>
-          </w:rPr>
-          <w:rPr>
-            <w:color w:val="0000EE"/>
-            <w:u w:val="single"/>
-          </w:rPr>
-          <w:t>1:5</w:t>
-        </w:r>
-      </w:hyperlink>
+      <w:r>
+        <w:rPr>
+          <w:lang w:val="es_ES" w:bidi="es_ES"/>
+        </w:rPr>
+        <w:t>1:5</w:t>
+      </w:r>
       <w:r>
         <w:rPr>
           <w:lang w:val="es_ES" w:bidi="es_ES"/>
         </w:rPr>
         <w:t>,</w:t>
       </w:r>
-      <w:hyperlink r:id="rId34">
-        <w:r>
-          <w:rPr>
-            <w:lang w:val="es_ES" w:bidi="es_ES"/>
-          </w:rPr>
-          <w:rPr>
-            <w:color w:val="0000EE"/>
-            <w:u w:val="single"/>
-          </w:rPr>
-          <w:t>10</w:t>
-        </w:r>
-      </w:hyperlink>
+      <w:r>
+        <w:rPr>
+          <w:lang w:val="es_ES" w:bidi="es_ES"/>
+        </w:rPr>
+        <w:t>10</w:t>
+      </w:r>
       <w:r>
         <w:rPr>
           <w:lang w:val="es_ES" w:bidi="es_ES"/>
         </w:rPr>
         <w:t>,</w:t>
       </w:r>
-      <w:hyperlink r:id="rId35">
-        <w:r>
-          <w:rPr>
-            <w:lang w:val="es_ES" w:bidi="es_ES"/>
-          </w:rPr>
-          <w:rPr>
-            <w:color w:val="0000EE"/>
-            <w:u w:val="single"/>
-          </w:rPr>
-          <w:t>18</w:t>
-        </w:r>
-      </w:hyperlink>
+      <w:r>
+        <w:rPr>
+          <w:lang w:val="es_ES" w:bidi="es_ES"/>
+        </w:rPr>
+        <w:t>18</w:t>
+      </w:r>
       <w:r>
         <w:rPr>
           <w:lang w:val="es_ES" w:bidi="es_ES"/>
         </w:rPr>
         <w:t>,</w:t>
       </w:r>
-      <w:hyperlink r:id="rId36">
-        <w:r>
-          <w:rPr>
-            <w:lang w:val="es_ES" w:bidi="es_ES"/>
-          </w:rPr>
-          <w:rPr>
-            <w:color w:val="0000EE"/>
-            <w:u w:val="single"/>
-          </w:rPr>
-          <w:t>22</w:t>
-        </w:r>
-      </w:hyperlink>
+      <w:r>
+        <w:rPr>
+          <w:lang w:val="es_ES" w:bidi="es_ES"/>
+        </w:rPr>
+        <w:t>22</w:t>
+      </w:r>
       <w:r>
         <w:rPr>
           <w:lang w:val="es_ES" w:bidi="es_ES"/>
         </w:rPr>
         <w:t xml:space="preserve">; </w:t>
       </w:r>
-      <w:hyperlink r:id="rId37">
-        <w:r>
-          <w:rPr>
-            <w:lang w:val="es_ES" w:bidi="es_ES"/>
-          </w:rPr>
-          <w:rPr>
-            <w:color w:val="0000EE"/>
-            <w:u w:val="single"/>
-          </w:rPr>
-          <w:t>3:42</w:t>
-        </w:r>
-      </w:hyperlink>
+      <w:r>
+        <w:rPr>
+          <w:lang w:val="es_ES" w:bidi="es_ES"/>
+        </w:rPr>
+        <w:t>3:42</w:t>
+      </w:r>
       <w:r>
         <w:rPr>
           <w:lang w:val="es_ES" w:bidi="es_ES"/>
         </w:rPr>
         <w:t xml:space="preserve">; </w:t>
       </w:r>
-      <w:hyperlink r:id="rId38">
-        <w:r>
-          <w:rPr>
-            <w:lang w:val="es_ES" w:bidi="es_ES"/>
-          </w:rPr>
-          <w:rPr>
-            <w:color w:val="0000EE"/>
-            <w:u w:val="single"/>
-          </w:rPr>
-          <w:t>4:13–14</w:t>
-        </w:r>
-      </w:hyperlink>
+      <w:r>
+        <w:rPr>
+          <w:lang w:val="es_ES" w:bidi="es_ES"/>
+        </w:rPr>
+        <w:t>4:13–14</w:t>
+      </w:r>
       <w:r>
         <w:rPr>
           <w:lang w:val="es_ES" w:bidi="es_ES"/>
         </w:rPr>
         <w:t xml:space="preserve">; </w:t>
       </w:r>
-      <w:hyperlink r:id="rId39">
-        <w:r>
-          <w:rPr>
-            <w:lang w:val="es_ES" w:bidi="es_ES"/>
-          </w:rPr>
-          <w:rPr>
-            <w:color w:val="0000EE"/>
-            <w:u w:val="single"/>
-          </w:rPr>
-          <w:t>5:7</w:t>
-        </w:r>
-      </w:hyperlink>
+      <w:r>
+        <w:rPr>
+          <w:lang w:val="es_ES" w:bidi="es_ES"/>
+        </w:rPr>
+        <w:t>5:7</w:t>
+      </w:r>
       <w:r>
         <w:rPr>
           <w:lang w:val="es_ES" w:bidi="es_ES"/>
         </w:rPr>
         <w:t xml:space="preserve">; cf. </w:t>
       </w:r>
-      <w:hyperlink r:id="rId40">
-        <w:r>
-          <w:rPr>
-            <w:lang w:val="es_ES" w:bidi="es_ES"/>
-          </w:rPr>
-          <w:rPr>
-            <w:color w:val="0000EE"/>
-            <w:u w:val="single"/>
-          </w:rPr>
-          <w:t>Jr 2:34</w:t>
-        </w:r>
-      </w:hyperlink>
+      <w:r>
+        <w:rPr>
+          <w:lang w:val="es_ES" w:bidi="es_ES"/>
+        </w:rPr>
+        <w:t>Jr 2:34</w:t>
+      </w:r>
       <w:r>
         <w:rPr>
           <w:lang w:val="es_ES" w:bidi="es_ES"/>
         </w:rPr>
         <w:t xml:space="preserve">; </w:t>
       </w:r>
-      <w:hyperlink r:id="rId41">
-        <w:r>
-          <w:rPr>
-            <w:lang w:val="es_ES" w:bidi="es_ES"/>
-          </w:rPr>
-          <w:rPr>
-            <w:color w:val="0000EE"/>
-            <w:u w:val="single"/>
-          </w:rPr>
-          <w:t>4:17</w:t>
-        </w:r>
-      </w:hyperlink>
+      <w:r>
+        <w:rPr>
+          <w:lang w:val="es_ES" w:bidi="es_ES"/>
+        </w:rPr>
+        <w:t>4:17</w:t>
+      </w:r>
       <w:r>
         <w:rPr>
           <w:lang w:val="es_ES" w:bidi="es_ES"/>
         </w:rPr>
         <w:t xml:space="preserve">; </w:t>
       </w:r>
-      <w:hyperlink r:id="rId42">
-        <w:r>
-          <w:rPr>
-            <w:lang w:val="es_ES" w:bidi="es_ES"/>
-          </w:rPr>
-          <w:rPr>
-            <w:color w:val="0000EE"/>
-            <w:u w:val="single"/>
-          </w:rPr>
-          <w:t>14:20</w:t>
-        </w:r>
-      </w:hyperlink>
+      <w:r>
+        <w:rPr>
+          <w:lang w:val="es_ES" w:bidi="es_ES"/>
+        </w:rPr>
+        <w:t>14:20</w:t>
+      </w:r>
       <w:r>
         <w:rPr>
           <w:lang w:val="es_ES" w:bidi="es_ES"/>
         </w:rPr>
         <w:t xml:space="preserve">; </w:t>
       </w:r>
-      <w:hyperlink r:id="rId43">
-        <w:r>
-          <w:rPr>
-            <w:lang w:val="es_ES" w:bidi="es_ES"/>
-          </w:rPr>
-          <w:rPr>
-            <w:color w:val="0000EE"/>
-            <w:u w:val="single"/>
-          </w:rPr>
-          <w:t>30:14–16</w:t>
-        </w:r>
-      </w:hyperlink>
+      <w:r>
+        <w:rPr>
+          <w:lang w:val="es_ES" w:bidi="es_ES"/>
+        </w:rPr>
+        <w:t>30:14–16</w:t>
+      </w:r>
       <w:r>
         <w:rPr>
           <w:lang w:val="es_ES" w:bidi="es_ES"/>
         </w:rPr>
         <w:t xml:space="preserve">; </w:t>
       </w:r>
-      <w:hyperlink r:id="rId44">
-        <w:r>
-          <w:rPr>
-            <w:lang w:val="es_ES" w:bidi="es_ES"/>
-          </w:rPr>
-          <w:rPr>
-            <w:color w:val="0000EE"/>
-            <w:u w:val="single"/>
-          </w:rPr>
-          <w:t>31:29</w:t>
-        </w:r>
-      </w:hyperlink>
+      <w:r>
+        <w:rPr>
+          <w:lang w:val="es_ES" w:bidi="es_ES"/>
+        </w:rPr>
+        <w:t>31:29</w:t>
+      </w:r>
       <w:r>
         <w:rPr>
           <w:lang w:val="es_ES" w:bidi="es_ES"/>
         </w:rPr>
         <w:t xml:space="preserve">; </w:t>
       </w:r>
-      <w:hyperlink r:id="rId45">
-        <w:r>
-          <w:rPr>
-            <w:lang w:val="es_ES" w:bidi="es_ES"/>
-          </w:rPr>
-          <w:rPr>
-            <w:color w:val="0000EE"/>
-            <w:u w:val="single"/>
-          </w:rPr>
-          <w:t>51:51</w:t>
-        </w:r>
-      </w:hyperlink>
+      <w:r>
+        <w:rPr>
+          <w:lang w:val="es_ES" w:bidi="es_ES"/>
+        </w:rPr>
+        <w:t>51:51</w:t>
+      </w:r>
       <w:r>
         <w:rPr>
           <w:lang w:val="es_ES" w:bidi="es_ES"/>
         </w:rPr>
         <w:t>); castigo (</w:t>
       </w:r>
-      <w:hyperlink r:id="rId46">
-        <w:r>
-          <w:rPr>
-            <w:lang w:val="es_ES" w:bidi="es_ES"/>
-          </w:rPr>
-          <w:rPr>
-            <w:color w:val="0000EE"/>
-            <w:u w:val="single"/>
-          </w:rPr>
-          <w:t>2:2–22</w:t>
-        </w:r>
-      </w:hyperlink>
+      <w:r>
+        <w:rPr>
+          <w:lang w:val="es_ES" w:bidi="es_ES"/>
+        </w:rPr>
+        <w:t>2:2–22</w:t>
+      </w:r>
       <w:r>
         <w:rPr>
           <w:lang w:val="es_ES" w:bidi="es_ES"/>
         </w:rPr>
         <w:t xml:space="preserve">; </w:t>
       </w:r>
-      <w:hyperlink r:id="rId47">
-        <w:r>
-          <w:rPr>
-            <w:lang w:val="es_ES" w:bidi="es_ES"/>
-          </w:rPr>
-          <w:rPr>
-            <w:color w:val="0000EE"/>
-            <w:u w:val="single"/>
-          </w:rPr>
-          <w:t>3:39</w:t>
-        </w:r>
-      </w:hyperlink>
+      <w:r>
+        <w:rPr>
+          <w:lang w:val="es_ES" w:bidi="es_ES"/>
+        </w:rPr>
+        <w:t>3:39</w:t>
+      </w:r>
       <w:r>
         <w:rPr>
           <w:lang w:val="es_ES" w:bidi="es_ES"/>
         </w:rPr>
         <w:t xml:space="preserve">; </w:t>
       </w:r>
-      <w:hyperlink r:id="rId48">
-        <w:r>
-          <w:rPr>
-            <w:lang w:val="es_ES" w:bidi="es_ES"/>
-          </w:rPr>
-          <w:rPr>
-            <w:color w:val="0000EE"/>
-            <w:u w:val="single"/>
-          </w:rPr>
-          <w:t>5:14–16</w:t>
-        </w:r>
-      </w:hyperlink>
+      <w:r>
+        <w:rPr>
+          <w:lang w:val="es_ES" w:bidi="es_ES"/>
+        </w:rPr>
+        <w:t>5:14–16</w:t>
+      </w:r>
       <w:r>
         <w:rPr>
           <w:lang w:val="es_ES" w:bidi="es_ES"/>
         </w:rPr>
         <w:t xml:space="preserve">; cf. </w:t>
       </w:r>
-      <w:hyperlink r:id="rId49">
-        <w:r>
-          <w:rPr>
-            <w:lang w:val="es_ES" w:bidi="es_ES"/>
-          </w:rPr>
-          <w:rPr>
-            <w:color w:val="0000EE"/>
-            <w:u w:val="single"/>
-          </w:rPr>
-          <w:t>Jr 6:11</w:t>
-        </w:r>
-      </w:hyperlink>
+      <w:r>
+        <w:rPr>
+          <w:lang w:val="es_ES" w:bidi="es_ES"/>
+        </w:rPr>
+        <w:t>Jr 6:11</w:t>
+      </w:r>
       <w:r>
         <w:rPr>
           <w:lang w:val="es_ES" w:bidi="es_ES"/>
         </w:rPr>
         <w:t>,</w:t>
       </w:r>
-      <w:hyperlink r:id="rId50">
-        <w:r>
-          <w:rPr>
-            <w:lang w:val="es_ES" w:bidi="es_ES"/>
-          </w:rPr>
-          <w:rPr>
-            <w:color w:val="0000EE"/>
-            <w:u w:val="single"/>
-          </w:rPr>
-          <w:t>25</w:t>
-        </w:r>
-      </w:hyperlink>
+      <w:r>
+        <w:rPr>
+          <w:lang w:val="es_ES" w:bidi="es_ES"/>
+        </w:rPr>
+        <w:t>25</w:t>
+      </w:r>
       <w:r>
         <w:rPr>
           <w:lang w:val="es_ES" w:bidi="es_ES"/>
         </w:rPr>
         <w:t xml:space="preserve">; </w:t>
       </w:r>
-      <w:hyperlink r:id="rId51">
-        <w:r>
-          <w:rPr>
-            <w:lang w:val="es_ES" w:bidi="es_ES"/>
-          </w:rPr>
-          <w:rPr>
-            <w:color w:val="0000EE"/>
-            <w:u w:val="single"/>
-          </w:rPr>
-          <w:t>7:14</w:t>
-        </w:r>
-      </w:hyperlink>
+      <w:r>
+        <w:rPr>
+          <w:lang w:val="es_ES" w:bidi="es_ES"/>
+        </w:rPr>
+        <w:t>7:14</w:t>
+      </w:r>
       <w:r>
         <w:rPr>
           <w:lang w:val="es_ES" w:bidi="es_ES"/>
         </w:rPr>
         <w:t xml:space="preserve">; </w:t>
       </w:r>
-      <w:hyperlink r:id="rId52">
-        <w:r>
-          <w:rPr>
-            <w:lang w:val="es_ES" w:bidi="es_ES"/>
-          </w:rPr>
-          <w:rPr>
-            <w:color w:val="0000EE"/>
-            <w:u w:val="single"/>
-          </w:rPr>
-          <w:t>16:2–4</w:t>
-        </w:r>
-      </w:hyperlink>
+      <w:r>
+        <w:rPr>
+          <w:lang w:val="es_ES" w:bidi="es_ES"/>
+        </w:rPr>
+        <w:t>16:2–4</w:t>
+      </w:r>
       <w:r>
         <w:rPr>
           <w:lang w:val="es_ES" w:bidi="es_ES"/>
         </w:rPr>
         <w:t xml:space="preserve">; </w:t>
       </w:r>
-      <w:hyperlink r:id="rId22">
-        <w:r>
-          <w:rPr>
-            <w:lang w:val="es_ES" w:bidi="es_ES"/>
-          </w:rPr>
-          <w:rPr>
-            <w:color w:val="0000EE"/>
-            <w:u w:val="single"/>
-          </w:rPr>
-          <w:t>18:21</w:t>
-        </w:r>
-      </w:hyperlink>
+      <w:r>
+        <w:rPr>
+          <w:lang w:val="es_ES" w:bidi="es_ES"/>
+        </w:rPr>
+        <w:t>18:21</w:t>
+      </w:r>
       <w:r>
         <w:rPr>
           <w:lang w:val="es_ES" w:bidi="es_ES"/>
         </w:rPr>
         <w:t xml:space="preserve">; </w:t>
       </w:r>
-      <w:hyperlink r:id="rId53">
-        <w:r>
-          <w:rPr>
-            <w:lang w:val="es_ES" w:bidi="es_ES"/>
-          </w:rPr>
-          <w:rPr>
-            <w:color w:val="0000EE"/>
-            <w:u w:val="single"/>
-          </w:rPr>
-          <w:t>51:30</w:t>
-        </w:r>
-      </w:hyperlink>
+      <w:r>
+        <w:rPr>
+          <w:lang w:val="es_ES" w:bidi="es_ES"/>
+        </w:rPr>
+        <w:t>51:30</w:t>
+      </w:r>
       <w:r>
         <w:rPr>
           <w:lang w:val="es_ES" w:bidi="es_ES"/>
         </w:rPr>
         <w:t>,</w:t>
       </w:r>
-      <w:hyperlink r:id="rId54">
-        <w:r>
-          <w:rPr>
-            <w:lang w:val="es_ES" w:bidi="es_ES"/>
-          </w:rPr>
-          <w:rPr>
-            <w:color w:val="0000EE"/>
-            <w:u w:val="single"/>
-          </w:rPr>
-          <w:t>34</w:t>
-        </w:r>
-      </w:hyperlink>
+      <w:r>
+        <w:rPr>
+          <w:lang w:val="es_ES" w:bidi="es_ES"/>
+        </w:rPr>
+        <w:t>34</w:t>
+      </w:r>
       <w:r>
         <w:rPr>
           <w:lang w:val="es_ES" w:bidi="es_ES"/>
         </w:rPr>
         <w:t xml:space="preserve">; </w:t>
       </w:r>
-      <w:hyperlink r:id="rId55">
-        <w:r>
-          <w:rPr>
-            <w:lang w:val="es_ES" w:bidi="es_ES"/>
-          </w:rPr>
-          <w:rPr>
-            <w:color w:val="0000EE"/>
-            <w:u w:val="single"/>
-          </w:rPr>
-          <w:t>52:14</w:t>
-        </w:r>
-      </w:hyperlink>
+      <w:r>
+        <w:rPr>
+          <w:lang w:val="es_ES" w:bidi="es_ES"/>
+        </w:rPr>
+        <w:t>52:14</w:t>
+      </w:r>
       <w:r>
         <w:rPr>
           <w:lang w:val="es_ES" w:bidi="es_ES"/>
         </w:rPr>
         <w:t>); falsos profetas (</w:t>
       </w:r>
-      <w:hyperlink r:id="rId56">
-        <w:r>
-          <w:rPr>
-            <w:lang w:val="es_ES" w:bidi="es_ES"/>
-          </w:rPr>
-          <w:rPr>
-            <w:color w:val="0000EE"/>
-            <w:u w:val="single"/>
-          </w:rPr>
-          <w:t>2:14</w:t>
-        </w:r>
-      </w:hyperlink>
+      <w:r>
+        <w:rPr>
+          <w:lang w:val="es_ES" w:bidi="es_ES"/>
+        </w:rPr>
+        <w:t>2:14</w:t>
+      </w:r>
       <w:r>
         <w:rPr>
           <w:lang w:val="es_ES" w:bidi="es_ES"/>
         </w:rPr>
         <w:t xml:space="preserve">; cf. </w:t>
       </w:r>
-      <w:hyperlink r:id="rId57">
-        <w:r>
-          <w:rPr>
-            <w:lang w:val="es_ES" w:bidi="es_ES"/>
-          </w:rPr>
-          <w:rPr>
-            <w:color w:val="0000EE"/>
-            <w:u w:val="single"/>
-          </w:rPr>
-          <w:t>Jr 23:25–29,</w:t>
-        </w:r>
-      </w:hyperlink>
+      <w:r>
+        <w:rPr>
+          <w:lang w:val="es_ES" w:bidi="es_ES"/>
+        </w:rPr>
+        <w:t>Jr 23:25–29,</w:t>
+      </w:r>
       <w:r>
         <w:rPr>
           <w:lang w:val="es_ES" w:bidi="es_ES"/>
         </w:rPr>
         <w:t xml:space="preserve"> </w:t>
       </w:r>
-      <w:hyperlink r:id="rId58">
-        <w:r>
-          <w:rPr>
-            <w:lang w:val="es_ES" w:bidi="es_ES"/>
-          </w:rPr>
-          <w:rPr>
-            <w:color w:val="0000EE"/>
-            <w:u w:val="single"/>
-          </w:rPr>
-          <w:t>29:8–9</w:t>
-        </w:r>
-      </w:hyperlink>
+      <w:r>
+        <w:rPr>
+          <w:lang w:val="es_ES" w:bidi="es_ES"/>
+        </w:rPr>
+        <w:t>29:8–9</w:t>
+      </w:r>
       <w:r>
         <w:rPr>
           <w:lang w:val="es_ES" w:bidi="es_ES"/>
         </w:rPr>
         <w:t>); amargura (</w:t>
       </w:r>
-      <w:hyperlink r:id="rId59">
-        <w:r>
-          <w:rPr>
-            <w:lang w:val="es_ES" w:bidi="es_ES"/>
-          </w:rPr>
-          <w:rPr>
-            <w:color w:val="0000EE"/>
-            <w:u w:val="single"/>
-          </w:rPr>
-          <w:t>3:19,</w:t>
-        </w:r>
-      </w:hyperlink>
+      <w:r>
+        <w:rPr>
+          <w:lang w:val="es_ES" w:bidi="es_ES"/>
+        </w:rPr>
+        <w:t>3:19,</w:t>
+      </w:r>
       <w:r>
         <w:rPr>
           <w:lang w:val="es_ES" w:bidi="es_ES"/>
         </w:rPr>
         <w:t xml:space="preserve"> cf. </w:t>
       </w:r>
-      <w:hyperlink r:id="rId60">
-        <w:r>
-          <w:rPr>
-            <w:lang w:val="es_ES" w:bidi="es_ES"/>
-          </w:rPr>
-          <w:rPr>
-            <w:color w:val="0000EE"/>
-            <w:u w:val="single"/>
-          </w:rPr>
-          <w:t>Jr 9:15</w:t>
-        </w:r>
-      </w:hyperlink>
+      <w:r>
+        <w:rPr>
+          <w:lang w:val="es_ES" w:bidi="es_ES"/>
+        </w:rPr>
+        <w:t>Jr 9:15</w:t>
+      </w:r>
       <w:r>
         <w:rPr>
           <w:lang w:val="es_ES" w:bidi="es_ES"/>
         </w:rPr>
         <w:t>); fosas (</w:t>
       </w:r>
-      <w:hyperlink r:id="rId61">
-        <w:r>
-          <w:rPr>
-            <w:lang w:val="es_ES" w:bidi="es_ES"/>
-          </w:rPr>
-          <w:rPr>
-            <w:color w:val="0000EE"/>
-            <w:u w:val="single"/>
-          </w:rPr>
-          <w:t>3:53</w:t>
-        </w:r>
-      </w:hyperlink>
+      <w:r>
+        <w:rPr>
+          <w:lang w:val="es_ES" w:bidi="es_ES"/>
+        </w:rPr>
+        <w:t>3:53</w:t>
+      </w:r>
       <w:r>
         <w:rPr>
           <w:lang w:val="es_ES" w:bidi="es_ES"/>
         </w:rPr>
         <w:t>,</w:t>
       </w:r>
-      <w:hyperlink r:id="rId62">
-        <w:r>
-          <w:rPr>
-            <w:lang w:val="es_ES" w:bidi="es_ES"/>
-          </w:rPr>
-          <w:rPr>
-            <w:color w:val="0000EE"/>
-            <w:u w:val="single"/>
-          </w:rPr>
-          <w:t>55</w:t>
-        </w:r>
-      </w:hyperlink>
+      <w:r>
+        <w:rPr>
+          <w:lang w:val="es_ES" w:bidi="es_ES"/>
+        </w:rPr>
+        <w:t>55</w:t>
+      </w:r>
       <w:r>
         <w:rPr>
           <w:lang w:val="es_ES" w:bidi="es_ES"/>
         </w:rPr>
         <w:t xml:space="preserve">; cf. </w:t>
       </w:r>
-      <w:hyperlink r:id="rId63">
-        <w:r>
-          <w:rPr>
-            <w:lang w:val="es_ES" w:bidi="es_ES"/>
-          </w:rPr>
-          <w:rPr>
-            <w:color w:val="0000EE"/>
-            <w:u w:val="single"/>
-          </w:rPr>
-          <w:t>Jr 37:16</w:t>
-        </w:r>
-      </w:hyperlink>
+      <w:r>
+        <w:rPr>
+          <w:lang w:val="es_ES" w:bidi="es_ES"/>
+        </w:rPr>
+        <w:t>Jr 37:16</w:t>
+      </w:r>
       <w:r>
         <w:rPr>
           <w:lang w:val="es_ES" w:bidi="es_ES"/>
         </w:rPr>
         <w:t xml:space="preserve">; </w:t>
       </w:r>
-      <w:hyperlink r:id="rId64">
-        <w:r>
-          <w:rPr>
-            <w:lang w:val="es_ES" w:bidi="es_ES"/>
-          </w:rPr>
-          <w:rPr>
-            <w:color w:val="0000EE"/>
-            <w:u w:val="single"/>
-          </w:rPr>
-          <w:t>38:6–13</w:t>
-        </w:r>
-      </w:hyperlink>
+      <w:r>
+        <w:rPr>
+          <w:lang w:val="es_ES" w:bidi="es_ES"/>
+        </w:rPr>
+        <w:t>38:6–13</w:t>
+      </w:r>
       <w:r>
         <w:rPr>
           <w:lang w:val="es_ES" w:bidi="es_ES"/>
         </w:rPr>
         <w:t>); y vasijas de barro (</w:t>
       </w:r>
-      <w:hyperlink r:id="rId65">
-        <w:r>
-          <w:rPr>
-            <w:lang w:val="es_ES" w:bidi="es_ES"/>
-          </w:rPr>
-          <w:rPr>
-            <w:color w:val="0000EE"/>
-            <w:u w:val="single"/>
-          </w:rPr>
-          <w:t>4:2,</w:t>
-        </w:r>
-      </w:hyperlink>
+      <w:r>
+        <w:rPr>
+          <w:lang w:val="es_ES" w:bidi="es_ES"/>
+        </w:rPr>
+        <w:t>4:2,</w:t>
+      </w:r>
       <w:r>
         <w:rPr>
           <w:lang w:val="es_ES" w:bidi="es_ES"/>
         </w:rPr>
         <w:t xml:space="preserve"> cf. </w:t>
       </w:r>
-      <w:hyperlink r:id="rId66">
-        <w:r>
-          <w:rPr>
-            <w:lang w:val="es_ES" w:bidi="es_ES"/>
-          </w:rPr>
-          <w:rPr>
-            <w:color w:val="0000EE"/>
-            <w:u w:val="single"/>
-          </w:rPr>
-          <w:t>Jr 19:11</w:t>
-        </w:r>
-      </w:hyperlink>
+      <w:r>
+        <w:rPr>
+          <w:lang w:val="es_ES" w:bidi="es_ES"/>
+        </w:rPr>
+        <w:t>Jr 19:11</w:t>
+      </w:r>
       <w:r>
         <w:rPr>
           <w:lang w:val="es_ES" w:bidi="es_ES"/>
@@ -1423,36 +1087,24 @@
         </w:rPr>
         <w:t xml:space="preserve">El autor de Lamentaciones encontró significado en la calamidad. El pueblo de Dios había provocado esto a través de su falsa adoración y de su comportamiento inmoral. Dios estaba enojado por este rechazo de su soberanía y la violación del pacto con él. Como resultado, Dios los había juzgado, tal como había prometido hacer (ver </w:t>
       </w:r>
-      <w:hyperlink r:id="rId67">
-        <w:r>
-          <w:rPr>
-            <w:lang w:val="es_ES" w:bidi="es_ES"/>
-          </w:rPr>
-          <w:rPr>
-            <w:color w:val="0000EE"/>
-            <w:u w:val="single"/>
-          </w:rPr>
-          <w:t>Dt 28:32–53</w:t>
-        </w:r>
-      </w:hyperlink>
+      <w:r>
+        <w:rPr>
+          <w:lang w:val="es_ES" w:bidi="es_ES"/>
+        </w:rPr>
+        <w:t>Dt 28:32–53</w:t>
+      </w:r>
       <w:r>
         <w:rPr>
           <w:lang w:val="es_ES" w:bidi="es_ES"/>
         </w:rPr>
         <w:t xml:space="preserve">). El castigo de Dios era justo y equitativo (ver </w:t>
       </w:r>
-      <w:hyperlink r:id="rId35">
-        <w:r>
-          <w:rPr>
-            <w:lang w:val="es_ES" w:bidi="es_ES"/>
-          </w:rPr>
-          <w:rPr>
-            <w:color w:val="0000EE"/>
-            <w:u w:val="single"/>
-          </w:rPr>
-          <w:t>Lm 1:18</w:t>
-        </w:r>
-      </w:hyperlink>
+      <w:r>
+        <w:rPr>
+          <w:lang w:val="es_ES" w:bidi="es_ES"/>
+        </w:rPr>
+        <w:t>Lm 1:18</w:t>
+      </w:r>
       <w:r>
         <w:rPr>
           <w:lang w:val="es_ES" w:bidi="es_ES"/>
@@ -1473,18 +1125,12 @@
         </w:rPr>
         <w:t>¿Y qué hay del futuro? Aquellos que realmente buscan a Dios tienen esperanza. En medio de una tristeza profunda, los angustiados pueden clamar a Dios y experimentar su misericordia, perdón y restauración. La miseria amenaza con abrumar el alma, pero la esperanza trae luz. Dios es eterno y soberano sobre el universo. Aunque las dudas y los miedos continúen asaltando el espíritu humano, Dios sigue siendo confiable. La ira de Dios, que es justa, es temporal. Su ira cesa cuando comienza la confesión y el arrepentimiento, y se hace posible cantar sobre la gran fidelidad de Dios (</w:t>
       </w:r>
-      <w:hyperlink r:id="rId68">
-        <w:r>
-          <w:rPr>
-            <w:lang w:val="es_ES" w:bidi="es_ES"/>
-          </w:rPr>
-          <w:rPr>
-            <w:color w:val="0000EE"/>
-            <w:u w:val="single"/>
-          </w:rPr>
-          <w:t>Lm 3:21–26</w:t>
-        </w:r>
-      </w:hyperlink>
+      <w:r>
+        <w:rPr>
+          <w:lang w:val="es_ES" w:bidi="es_ES"/>
+        </w:rPr>
+        <w:t>Lm 3:21–26</w:t>
+      </w:r>
       <w:r>
         <w:rPr>
           <w:lang w:val="es_ES" w:bidi="es_ES"/>
